--- a/templates/docx/inventory_act/title_page_template.docx
+++ b/templates/docx/inventory_act/title_page_template.docx
@@ -47,26 +47,22 @@
               <w:ind w:firstLine="0"/>
               <w:rPr>
                 <w:bCs/>
-                <w:szCs w:val="28"/>
               </w:rPr>
             </w:pPr>
             <w:r>
               <w:t>[</w:t>
             </w:r>
-            <w:r>
-              <w:rPr>
-                <w:sz w:val="16"/>
-                <w:szCs w:val="16"/>
-              </w:rPr>
+            <w:proofErr w:type="spellStart"/>
+            <w:r>
               <w:t>должность_руководителя</w:t>
             </w:r>
+            <w:proofErr w:type="spellEnd"/>
             <w:r>
               <w:t>]</w:t>
             </w:r>
             <w:r>
               <w:rPr>
                 <w:bCs/>
-                <w:szCs w:val="28"/>
               </w:rPr>
               <w:t xml:space="preserve"> </w:t>
             </w:r>
@@ -124,20 +120,11 @@
             <w:r>
               <w:t>[</w:t>
             </w:r>
-            <w:r>
-              <w:rPr>
-                <w:sz w:val="16"/>
-                <w:szCs w:val="16"/>
-              </w:rPr>
-              <w:t>н</w:t>
-            </w:r>
-            <w:r>
-              <w:rPr>
-                <w:sz w:val="16"/>
-                <w:szCs w:val="16"/>
-              </w:rPr>
-              <w:t>азвание_организации</w:t>
-            </w:r>
+            <w:proofErr w:type="spellStart"/>
+            <w:r>
+              <w:t>название_организации</w:t>
+            </w:r>
+            <w:proofErr w:type="spellEnd"/>
             <w:r>
               <w:t>]</w:t>
             </w:r>
@@ -231,13 +218,11 @@
             <w:r>
               <w:t>[</w:t>
             </w:r>
-            <w:r>
-              <w:rPr>
-                <w:sz w:val="16"/>
-                <w:szCs w:val="16"/>
-              </w:rPr>
+            <w:proofErr w:type="spellStart"/>
+            <w:r>
               <w:t>инициалы_фамилия_руководителя</w:t>
             </w:r>
+            <w:proofErr w:type="spellEnd"/>
             <w:r>
               <w:t>]</w:t>
             </w:r>
@@ -323,7 +308,15 @@
               <w:outlineLvl w:val="0"/>
             </w:pPr>
             <w:r>
-              <w:t>«____»_______________202</w:t>
+              <w:t>«___</w:t>
+            </w:r>
+            <w:proofErr w:type="gramStart"/>
+            <w:r>
+              <w:t>_»_</w:t>
+            </w:r>
+            <w:proofErr w:type="gramEnd"/>
+            <w:r>
+              <w:t>______________202</w:t>
             </w:r>
             <w:r>
               <w:t>6</w:t>
@@ -371,28 +364,16 @@
         <w:jc w:val="center"/>
       </w:pPr>
       <w:r>
-        <w:rPr>
-          <w:u w:val="single"/>
-        </w:rPr>
         <w:t xml:space="preserve">от </w:t>
       </w:r>
       <w:r>
         <w:t>[</w:t>
       </w:r>
-      <w:r>
-        <w:rPr>
-          <w:sz w:val="16"/>
-          <w:szCs w:val="16"/>
-        </w:rPr>
-        <w:t>д</w:t>
-      </w:r>
-      <w:r>
-        <w:rPr>
-          <w:sz w:val="16"/>
-          <w:szCs w:val="16"/>
-        </w:rPr>
-        <w:t>ата_акта</w:t>
-      </w:r>
+      <w:proofErr w:type="spellStart"/>
+      <w:r>
+        <w:t>дата_акта</w:t>
+      </w:r>
+      <w:proofErr w:type="spellEnd"/>
       <w:r>
         <w:t>]</w:t>
       </w:r>
@@ -436,22 +417,43 @@
             <w:r>
               <w:t>[</w:t>
             </w:r>
+            <w:proofErr w:type="spellStart"/>
+            <w:r>
+              <w:t>название_организации</w:t>
+            </w:r>
+            <w:proofErr w:type="spellEnd"/>
+            <w:r>
+              <w:t>]</w:t>
+            </w:r>
+          </w:p>
+        </w:tc>
+      </w:tr>
+      <w:tr>
+        <w:tc>
+          <w:tcPr>
+            <w:tcW w:w="9629" w:type="dxa"/>
+            <w:tcBorders>
+              <w:top w:val="single" w:sz="4" w:space="0" w:color="auto"/>
+            </w:tcBorders>
+          </w:tcPr>
+          <w:p>
+            <w:pPr>
+              <w:ind w:firstLine="0"/>
+              <w:jc w:val="center"/>
+            </w:pPr>
             <w:r>
               <w:rPr>
                 <w:sz w:val="16"/>
                 <w:szCs w:val="16"/>
               </w:rPr>
-              <w:t>н</w:t>
+              <w:t xml:space="preserve">(наименование </w:t>
             </w:r>
             <w:r>
               <w:rPr>
                 <w:sz w:val="16"/>
                 <w:szCs w:val="16"/>
               </w:rPr>
-              <w:t>азвание_организации</w:t>
-            </w:r>
-            <w:r>
-              <w:t>]</w:t>
+              <w:t>юридического лица,</w:t>
             </w:r>
           </w:p>
         </w:tc>
@@ -461,6 +463,22 @@
           <w:tcPr>
             <w:tcW w:w="9629" w:type="dxa"/>
             <w:tcBorders>
+              <w:bottom w:val="single" w:sz="4" w:space="0" w:color="auto"/>
+            </w:tcBorders>
+          </w:tcPr>
+          <w:p>
+            <w:pPr>
+              <w:ind w:firstLine="0"/>
+              <w:jc w:val="center"/>
+            </w:pPr>
+          </w:p>
+        </w:tc>
+      </w:tr>
+      <w:tr>
+        <w:tc>
+          <w:tcPr>
+            <w:tcW w:w="9629" w:type="dxa"/>
+            <w:tcBorders>
               <w:top w:val="single" w:sz="4" w:space="0" w:color="auto"/>
             </w:tcBorders>
           </w:tcPr>
@@ -468,20 +486,17 @@
             <w:pPr>
               <w:ind w:firstLine="0"/>
               <w:jc w:val="center"/>
-            </w:pPr>
-            <w:r>
               <w:rPr>
                 <w:sz w:val="16"/>
                 <w:szCs w:val="16"/>
               </w:rPr>
-              <w:t xml:space="preserve">(наименование </w:t>
-            </w:r>
+            </w:pPr>
             <w:r>
               <w:rPr>
                 <w:sz w:val="16"/>
                 <w:szCs w:val="16"/>
               </w:rPr>
-              <w:t>юридического лица,</w:t>
+              <w:t>фамилия, собственное имя, отчество (если таковое имеется) индивидуального предпринимателя)</w:t>
             </w:r>
           </w:p>
         </w:tc>
@@ -499,59 +514,14 @@
               <w:ind w:firstLine="0"/>
               <w:jc w:val="center"/>
             </w:pPr>
-          </w:p>
-        </w:tc>
-      </w:tr>
-      <w:tr>
-        <w:tc>
-          <w:tcPr>
-            <w:tcW w:w="9629" w:type="dxa"/>
-            <w:tcBorders>
-              <w:top w:val="single" w:sz="4" w:space="0" w:color="auto"/>
-            </w:tcBorders>
-          </w:tcPr>
-          <w:p>
-            <w:pPr>
-              <w:ind w:firstLine="0"/>
-              <w:jc w:val="center"/>
-              <w:rPr>
-                <w:sz w:val="16"/>
-                <w:szCs w:val="16"/>
-              </w:rPr>
-            </w:pPr>
-            <w:r>
-              <w:rPr>
-                <w:sz w:val="16"/>
-                <w:szCs w:val="16"/>
-              </w:rPr>
-              <w:t>фамилия, собственное имя, отчество (если таковое имеется) индивидуального предпринимателя)</w:t>
-            </w:r>
-          </w:p>
-        </w:tc>
-      </w:tr>
-      <w:tr>
-        <w:tc>
-          <w:tcPr>
-            <w:tcW w:w="9629" w:type="dxa"/>
-            <w:tcBorders>
-              <w:bottom w:val="single" w:sz="4" w:space="0" w:color="auto"/>
-            </w:tcBorders>
-          </w:tcPr>
-          <w:p>
-            <w:pPr>
-              <w:ind w:firstLine="0"/>
-              <w:jc w:val="center"/>
-            </w:pPr>
             <w:r>
               <w:t>[</w:t>
             </w:r>
-            <w:r>
-              <w:rPr>
-                <w:sz w:val="16"/>
-                <w:szCs w:val="16"/>
-              </w:rPr>
+            <w:proofErr w:type="spellStart"/>
+            <w:r>
               <w:t>юридический_адрес</w:t>
             </w:r>
+            <w:proofErr w:type="spellEnd"/>
             <w:r>
               <w:t>]</w:t>
             </w:r>
@@ -628,20 +598,11 @@
         </w:rPr>
         <w:t>[</w:t>
       </w:r>
-      <w:r>
-        <w:rPr>
-          <w:sz w:val="16"/>
-          <w:szCs w:val="16"/>
-        </w:rPr>
-        <w:t>н</w:t>
-      </w:r>
-      <w:r>
-        <w:rPr>
-          <w:sz w:val="16"/>
-          <w:szCs w:val="16"/>
-        </w:rPr>
-        <w:t>азвание_организации</w:t>
-      </w:r>
+      <w:proofErr w:type="spellStart"/>
+      <w:r>
+        <w:t>название_организации</w:t>
+      </w:r>
+      <w:proofErr w:type="spellEnd"/>
       <w:r>
         <w:rPr>
           <w:lang w:val="ru-RU"/>
@@ -660,6 +621,7 @@
         </w:rPr>
         <w:t>п</w:t>
       </w:r>
+      <w:proofErr w:type="spellStart"/>
       <w:r>
         <w:t>роведен</w:t>
       </w:r>
@@ -667,7 +629,14 @@
         <w:rPr>
           <w:lang w:val="ru-RU"/>
         </w:rPr>
-        <w:t>ная в сроки</w:t>
+        <w:t>ная</w:t>
+      </w:r>
+      <w:proofErr w:type="spellEnd"/>
+      <w:r>
+        <w:rPr>
+          <w:lang w:val="ru-RU"/>
+        </w:rPr>
+        <w:t xml:space="preserve"> в сроки</w:t>
       </w:r>
       <w:r>
         <w:t xml:space="preserve"> </w:t>
@@ -681,13 +650,11 @@
         </w:rPr>
         <w:t>[</w:t>
       </w:r>
-      <w:r>
-        <w:rPr>
-          <w:sz w:val="16"/>
-          <w:szCs w:val="16"/>
-        </w:rPr>
+      <w:proofErr w:type="spellStart"/>
+      <w:r>
         <w:t>дата_начала</w:t>
       </w:r>
+      <w:proofErr w:type="spellEnd"/>
       <w:r>
         <w:rPr>
           <w:lang w:val="ru-RU"/>
@@ -703,20 +670,11 @@
         </w:rPr>
         <w:t>[</w:t>
       </w:r>
-      <w:r>
-        <w:rPr>
-          <w:sz w:val="16"/>
-          <w:szCs w:val="16"/>
-        </w:rPr>
-        <w:t>д</w:t>
-      </w:r>
-      <w:r>
-        <w:rPr>
-          <w:sz w:val="16"/>
-          <w:szCs w:val="16"/>
-        </w:rPr>
-        <w:t>ата_акта</w:t>
-      </w:r>
+      <w:proofErr w:type="spellStart"/>
+      <w:r>
+        <w:t>дата_акта</w:t>
+      </w:r>
+      <w:proofErr w:type="spellEnd"/>
       <w:r>
         <w:rPr>
           <w:lang w:val="ru-RU"/>
@@ -727,13 +685,7 @@
         <w:rPr>
           <w:lang w:val="ru-RU"/>
         </w:rPr>
-        <w:t>, соде</w:t>
-      </w:r>
-      <w:r>
-        <w:rPr>
-          <w:lang w:val="ru-RU"/>
-        </w:rPr>
-        <w:t>ржит достоверные сведения о номенклатуре, источниках образования и балансе отходов производства, обращение с которыми осуществляется</w:t>
+        <w:t>, содержит достоверные сведения о номенклатуре, источниках образования и балансе отходов производства, обращение с которыми осуществляется</w:t>
       </w:r>
       <w:r>
         <w:rPr>
@@ -747,20 +699,11 @@
         </w:rPr>
         <w:t>[</w:t>
       </w:r>
-      <w:r>
-        <w:rPr>
-          <w:sz w:val="16"/>
-          <w:szCs w:val="16"/>
-        </w:rPr>
-        <w:t>н</w:t>
-      </w:r>
-      <w:r>
-        <w:rPr>
-          <w:sz w:val="16"/>
-          <w:szCs w:val="16"/>
-        </w:rPr>
-        <w:t>азвание_организации</w:t>
-      </w:r>
+      <w:proofErr w:type="spellStart"/>
+      <w:r>
+        <w:t>название_организации</w:t>
+      </w:r>
+      <w:proofErr w:type="spellEnd"/>
       <w:r>
         <w:rPr>
           <w:lang w:val="ru-RU"/>
@@ -813,13 +756,13 @@
         <w:tblLook w:val="04A0" w:firstRow="1" w:lastRow="0" w:firstColumn="1" w:lastColumn="0" w:noHBand="0" w:noVBand="1"/>
       </w:tblPr>
       <w:tblGrid>
-        <w:gridCol w:w="3614"/>
-        <w:gridCol w:w="126"/>
-        <w:gridCol w:w="1584"/>
-        <w:gridCol w:w="235"/>
-        <w:gridCol w:w="2514"/>
-        <w:gridCol w:w="235"/>
-        <w:gridCol w:w="1331"/>
+        <w:gridCol w:w="3235"/>
+        <w:gridCol w:w="67"/>
+        <w:gridCol w:w="1137"/>
+        <w:gridCol w:w="123"/>
+        <w:gridCol w:w="3691"/>
+        <w:gridCol w:w="123"/>
+        <w:gridCol w:w="1263"/>
       </w:tblGrid>
       <w:tr>
         <w:trPr>
@@ -840,20 +783,11 @@
             <w:r>
               <w:t>[</w:t>
             </w:r>
-            <w:r>
-              <w:rPr>
-                <w:sz w:val="16"/>
-                <w:szCs w:val="16"/>
-              </w:rPr>
-              <w:t>д</w:t>
-            </w:r>
-            <w:r>
-              <w:rPr>
-                <w:sz w:val="16"/>
-                <w:szCs w:val="16"/>
-              </w:rPr>
-              <w:t>олжность_председателя</w:t>
-            </w:r>
+            <w:proofErr w:type="spellStart"/>
+            <w:r>
+              <w:t>должность_председателя</w:t>
+            </w:r>
+            <w:proofErr w:type="spellEnd"/>
             <w:r>
               <w:t>]</w:t>
             </w:r>
@@ -910,13 +844,11 @@
             <w:r>
               <w:t>[</w:t>
             </w:r>
-            <w:r>
-              <w:rPr>
-                <w:sz w:val="16"/>
-                <w:szCs w:val="16"/>
-              </w:rPr>
+            <w:proofErr w:type="spellStart"/>
+            <w:r>
               <w:t>инициалы_фамилия_председателя</w:t>
             </w:r>
+            <w:proofErr w:type="spellEnd"/>
             <w:r>
               <w:t>]</w:t>
             </w:r>
@@ -948,20 +880,11 @@
             <w:r>
               <w:t>[</w:t>
             </w:r>
-            <w:r>
-              <w:rPr>
-                <w:sz w:val="16"/>
-                <w:szCs w:val="16"/>
-              </w:rPr>
-              <w:t>д</w:t>
-            </w:r>
-            <w:r>
-              <w:rPr>
-                <w:sz w:val="16"/>
-                <w:szCs w:val="16"/>
-              </w:rPr>
-              <w:t>ата_акта</w:t>
-            </w:r>
+            <w:proofErr w:type="spellStart"/>
+            <w:r>
+              <w:t>дата_акта</w:t>
+            </w:r>
+            <w:proofErr w:type="spellEnd"/>
             <w:r>
               <w:t>]</w:t>
             </w:r>
@@ -1167,13 +1090,13 @@
         <w:tblLook w:val="04A0" w:firstRow="1" w:lastRow="0" w:firstColumn="1" w:lastColumn="0" w:noHBand="0" w:noVBand="1"/>
       </w:tblPr>
       <w:tblGrid>
-        <w:gridCol w:w="3533"/>
-        <w:gridCol w:w="118"/>
-        <w:gridCol w:w="1521"/>
-        <w:gridCol w:w="219"/>
-        <w:gridCol w:w="2733"/>
-        <w:gridCol w:w="219"/>
-        <w:gridCol w:w="1296"/>
+        <w:gridCol w:w="3232"/>
+        <w:gridCol w:w="46"/>
+        <w:gridCol w:w="972"/>
+        <w:gridCol w:w="82"/>
+        <w:gridCol w:w="4020"/>
+        <w:gridCol w:w="82"/>
+        <w:gridCol w:w="1205"/>
       </w:tblGrid>
       <w:tr>
         <w:trPr>
@@ -1181,7 +1104,7 @@
         </w:trPr>
         <w:tc>
           <w:tcPr>
-            <w:tcW w:w="3828" w:type="dxa"/>
+            <w:tcW w:w="3533" w:type="dxa"/>
             <w:tcBorders>
               <w:bottom w:val="single" w:sz="4" w:space="0" w:color="auto"/>
             </w:tcBorders>
@@ -1194,13 +1117,11 @@
             <w:r>
               <w:t>[</w:t>
             </w:r>
-            <w:r>
-              <w:rPr>
-                <w:sz w:val="16"/>
-                <w:szCs w:val="16"/>
-              </w:rPr>
+            <w:proofErr w:type="spellStart"/>
+            <w:r>
               <w:t>должность_члена_комиссии</w:t>
             </w:r>
+            <w:proofErr w:type="spellEnd"/>
             <w:r>
               <w:t>]</w:t>
             </w:r>
@@ -1208,18 +1129,18 @@
         </w:tc>
         <w:tc>
           <w:tcPr>
-            <w:tcW w:w="141" w:type="dxa"/>
-          </w:tcPr>
-          <w:p>
-            <w:pPr>
-              <w:ind w:firstLine="0"/>
-              <w:jc w:val="center"/>
-            </w:pPr>
-          </w:p>
-        </w:tc>
-        <w:tc>
-          <w:tcPr>
-            <w:tcW w:w="1696" w:type="dxa"/>
+            <w:tcW w:w="118" w:type="dxa"/>
+          </w:tcPr>
+          <w:p>
+            <w:pPr>
+              <w:ind w:firstLine="0"/>
+              <w:jc w:val="center"/>
+            </w:pPr>
+          </w:p>
+        </w:tc>
+        <w:tc>
+          <w:tcPr>
+            <w:tcW w:w="1521" w:type="dxa"/>
             <w:tcBorders>
               <w:bottom w:val="single" w:sz="4" w:space="0" w:color="auto"/>
             </w:tcBorders>
@@ -1233,18 +1154,18 @@
         </w:tc>
         <w:tc>
           <w:tcPr>
-            <w:tcW w:w="263" w:type="dxa"/>
-          </w:tcPr>
-          <w:p>
-            <w:pPr>
-              <w:ind w:firstLine="0"/>
-              <w:jc w:val="center"/>
-            </w:pPr>
-          </w:p>
-        </w:tc>
-        <w:tc>
-          <w:tcPr>
-            <w:tcW w:w="2055" w:type="dxa"/>
+            <w:tcW w:w="219" w:type="dxa"/>
+          </w:tcPr>
+          <w:p>
+            <w:pPr>
+              <w:ind w:firstLine="0"/>
+              <w:jc w:val="center"/>
+            </w:pPr>
+          </w:p>
+        </w:tc>
+        <w:tc>
+          <w:tcPr>
+            <w:tcW w:w="2733" w:type="dxa"/>
             <w:tcBorders>
               <w:bottom w:val="single" w:sz="4" w:space="0" w:color="auto"/>
             </w:tcBorders>
@@ -1257,27 +1178,11 @@
             <w:r>
               <w:t>[</w:t>
             </w:r>
-            <w:r>
-              <w:rPr>
-                <w:sz w:val="16"/>
-                <w:szCs w:val="16"/>
-              </w:rPr>
-              <w:t>инициалы_фамилия_члена</w:t>
-            </w:r>
-            <w:r>
-              <w:rPr>
-                <w:sz w:val="16"/>
-                <w:szCs w:val="16"/>
-              </w:rPr>
-              <w:t>_</w:t>
-            </w:r>
-            <w:r>
-              <w:rPr>
-                <w:sz w:val="16"/>
-                <w:szCs w:val="16"/>
-              </w:rPr>
-              <w:t>комиссии</w:t>
-            </w:r>
+            <w:proofErr w:type="spellStart"/>
+            <w:r>
+              <w:t>инициалы_фамилия_члена_комиссии</w:t>
+            </w:r>
+            <w:proofErr w:type="spellEnd"/>
             <w:r>
               <w:t>]</w:t>
             </w:r>
@@ -1285,18 +1190,18 @@
         </w:tc>
         <w:tc>
           <w:tcPr>
-            <w:tcW w:w="263" w:type="dxa"/>
-          </w:tcPr>
-          <w:p>
-            <w:pPr>
-              <w:ind w:firstLine="0"/>
-              <w:jc w:val="center"/>
-            </w:pPr>
-          </w:p>
-        </w:tc>
-        <w:tc>
-          <w:tcPr>
-            <w:tcW w:w="1393" w:type="dxa"/>
+            <w:tcW w:w="219" w:type="dxa"/>
+          </w:tcPr>
+          <w:p>
+            <w:pPr>
+              <w:ind w:firstLine="0"/>
+              <w:jc w:val="center"/>
+            </w:pPr>
+          </w:p>
+        </w:tc>
+        <w:tc>
+          <w:tcPr>
+            <w:tcW w:w="1296" w:type="dxa"/>
             <w:tcBorders>
               <w:bottom w:val="single" w:sz="4" w:space="0" w:color="auto"/>
             </w:tcBorders>
@@ -1309,20 +1214,11 @@
             <w:r>
               <w:t>[</w:t>
             </w:r>
-            <w:r>
-              <w:rPr>
-                <w:sz w:val="16"/>
-                <w:szCs w:val="16"/>
-              </w:rPr>
-              <w:t>д</w:t>
-            </w:r>
-            <w:r>
-              <w:rPr>
-                <w:sz w:val="16"/>
-                <w:szCs w:val="16"/>
-              </w:rPr>
-              <w:t>ата_акта</w:t>
-            </w:r>
+            <w:proofErr w:type="spellStart"/>
+            <w:r>
+              <w:t>дата_акта</w:t>
+            </w:r>
+            <w:proofErr w:type="spellEnd"/>
             <w:r>
               <w:t>]</w:t>
             </w:r>
@@ -1335,7 +1231,7 @@
         </w:trPr>
         <w:tc>
           <w:tcPr>
-            <w:tcW w:w="3828" w:type="dxa"/>
+            <w:tcW w:w="3533" w:type="dxa"/>
             <w:tcBorders>
               <w:top w:val="single" w:sz="4" w:space="0" w:color="auto"/>
             </w:tcBorders>
@@ -1376,21 +1272,21 @@
         </w:tc>
         <w:tc>
           <w:tcPr>
-            <w:tcW w:w="141" w:type="dxa"/>
-          </w:tcPr>
-          <w:p>
-            <w:pPr>
-              <w:ind w:firstLine="0"/>
-              <w:jc w:val="center"/>
-              <w:rPr>
-                <w:vertAlign w:val="superscript"/>
-              </w:rPr>
-            </w:pPr>
-          </w:p>
-        </w:tc>
-        <w:tc>
-          <w:tcPr>
-            <w:tcW w:w="1696" w:type="dxa"/>
+            <w:tcW w:w="118" w:type="dxa"/>
+          </w:tcPr>
+          <w:p>
+            <w:pPr>
+              <w:ind w:firstLine="0"/>
+              <w:jc w:val="center"/>
+              <w:rPr>
+                <w:vertAlign w:val="superscript"/>
+              </w:rPr>
+            </w:pPr>
+          </w:p>
+        </w:tc>
+        <w:tc>
+          <w:tcPr>
+            <w:tcW w:w="1521" w:type="dxa"/>
             <w:tcBorders>
               <w:top w:val="single" w:sz="4" w:space="0" w:color="auto"/>
             </w:tcBorders>
@@ -1425,21 +1321,21 @@
         </w:tc>
         <w:tc>
           <w:tcPr>
-            <w:tcW w:w="263" w:type="dxa"/>
-          </w:tcPr>
-          <w:p>
-            <w:pPr>
-              <w:ind w:firstLine="0"/>
-              <w:jc w:val="center"/>
-              <w:rPr>
-                <w:vertAlign w:val="superscript"/>
-              </w:rPr>
-            </w:pPr>
-          </w:p>
-        </w:tc>
-        <w:tc>
-          <w:tcPr>
-            <w:tcW w:w="2055" w:type="dxa"/>
+            <w:tcW w:w="219" w:type="dxa"/>
+          </w:tcPr>
+          <w:p>
+            <w:pPr>
+              <w:ind w:firstLine="0"/>
+              <w:jc w:val="center"/>
+              <w:rPr>
+                <w:vertAlign w:val="superscript"/>
+              </w:rPr>
+            </w:pPr>
+          </w:p>
+        </w:tc>
+        <w:tc>
+          <w:tcPr>
+            <w:tcW w:w="2733" w:type="dxa"/>
             <w:tcBorders>
               <w:top w:val="single" w:sz="4" w:space="0" w:color="auto"/>
             </w:tcBorders>
@@ -1491,1751 +1387,21 @@
         </w:tc>
         <w:tc>
           <w:tcPr>
-            <w:tcW w:w="263" w:type="dxa"/>
-          </w:tcPr>
-          <w:p>
-            <w:pPr>
-              <w:ind w:firstLine="0"/>
-              <w:jc w:val="center"/>
-              <w:rPr>
-                <w:vertAlign w:val="superscript"/>
-              </w:rPr>
-            </w:pPr>
-          </w:p>
-        </w:tc>
-        <w:tc>
-          <w:tcPr>
-            <w:tcW w:w="1393" w:type="dxa"/>
-            <w:tcBorders>
-              <w:top w:val="single" w:sz="4" w:space="0" w:color="auto"/>
-            </w:tcBorders>
-          </w:tcPr>
-          <w:p>
-            <w:pPr>
-              <w:ind w:firstLine="0"/>
-              <w:jc w:val="center"/>
-              <w:rPr>
-                <w:vertAlign w:val="superscript"/>
-              </w:rPr>
-            </w:pPr>
-            <w:r>
-              <w:rPr>
-                <w:vertAlign w:val="superscript"/>
-              </w:rPr>
-              <w:t>(</w:t>
-            </w:r>
-            <w:r>
-              <w:rPr>
-                <w:vertAlign w:val="superscript"/>
-              </w:rPr>
-              <w:t>дата</w:t>
-            </w:r>
-            <w:r>
-              <w:rPr>
-                <w:vertAlign w:val="superscript"/>
-              </w:rPr>
-              <w:t>)</w:t>
-            </w:r>
-          </w:p>
-        </w:tc>
-      </w:tr>
-      <w:tr>
-        <w:trPr>
-          <w:jc w:val="center"/>
-        </w:trPr>
-        <w:tc>
-          <w:tcPr>
-            <w:tcW w:w="3828" w:type="dxa"/>
-            <w:tcBorders>
-              <w:bottom w:val="single" w:sz="4" w:space="0" w:color="auto"/>
-            </w:tcBorders>
-          </w:tcPr>
-          <w:p>
-            <w:pPr>
-              <w:ind w:firstLine="0"/>
-              <w:jc w:val="center"/>
-            </w:pPr>
-            <w:r>
-              <w:t>[</w:t>
-            </w:r>
-            <w:r>
-              <w:rPr>
-                <w:sz w:val="16"/>
-                <w:szCs w:val="16"/>
-              </w:rPr>
-              <w:t>должность_члена_комиссии</w:t>
-            </w:r>
-            <w:r>
-              <w:t>]</w:t>
-            </w:r>
-          </w:p>
-        </w:tc>
-        <w:tc>
-          <w:tcPr>
-            <w:tcW w:w="141" w:type="dxa"/>
-          </w:tcPr>
-          <w:p>
-            <w:pPr>
-              <w:ind w:firstLine="0"/>
-              <w:jc w:val="center"/>
-            </w:pPr>
-          </w:p>
-        </w:tc>
-        <w:tc>
-          <w:tcPr>
-            <w:tcW w:w="1696" w:type="dxa"/>
-            <w:tcBorders>
-              <w:bottom w:val="single" w:sz="4" w:space="0" w:color="auto"/>
-            </w:tcBorders>
-          </w:tcPr>
-          <w:p>
-            <w:pPr>
-              <w:ind w:firstLine="0"/>
-              <w:jc w:val="center"/>
-            </w:pPr>
-          </w:p>
-        </w:tc>
-        <w:tc>
-          <w:tcPr>
-            <w:tcW w:w="263" w:type="dxa"/>
-          </w:tcPr>
-          <w:p>
-            <w:pPr>
-              <w:ind w:firstLine="0"/>
-              <w:jc w:val="center"/>
-            </w:pPr>
-          </w:p>
-        </w:tc>
-        <w:tc>
-          <w:tcPr>
-            <w:tcW w:w="2055" w:type="dxa"/>
-            <w:tcBorders>
-              <w:bottom w:val="single" w:sz="4" w:space="0" w:color="auto"/>
-            </w:tcBorders>
-          </w:tcPr>
-          <w:p>
-            <w:pPr>
-              <w:ind w:firstLine="0"/>
-              <w:jc w:val="center"/>
-            </w:pPr>
-            <w:r>
-              <w:t>[</w:t>
-            </w:r>
-            <w:r>
-              <w:rPr>
-                <w:sz w:val="16"/>
-                <w:szCs w:val="16"/>
-              </w:rPr>
-              <w:t>инициалы_фамилия_члена</w:t>
-            </w:r>
-            <w:r>
-              <w:rPr>
-                <w:sz w:val="16"/>
-                <w:szCs w:val="16"/>
-              </w:rPr>
-              <w:t>_</w:t>
-            </w:r>
-            <w:r>
-              <w:rPr>
-                <w:sz w:val="16"/>
-                <w:szCs w:val="16"/>
-              </w:rPr>
-              <w:t>комиссии</w:t>
-            </w:r>
-            <w:r>
-              <w:t>]</w:t>
-            </w:r>
-          </w:p>
-        </w:tc>
-        <w:tc>
-          <w:tcPr>
-            <w:tcW w:w="263" w:type="dxa"/>
-          </w:tcPr>
-          <w:p>
-            <w:pPr>
-              <w:ind w:firstLine="0"/>
-              <w:jc w:val="center"/>
-            </w:pPr>
-          </w:p>
-        </w:tc>
-        <w:tc>
-          <w:tcPr>
-            <w:tcW w:w="1393" w:type="dxa"/>
-            <w:tcBorders>
-              <w:bottom w:val="single" w:sz="4" w:space="0" w:color="auto"/>
-            </w:tcBorders>
-          </w:tcPr>
-          <w:p>
-            <w:pPr>
-              <w:ind w:firstLine="0"/>
-              <w:jc w:val="center"/>
-            </w:pPr>
-            <w:r>
-              <w:t>[</w:t>
-            </w:r>
-            <w:r>
-              <w:rPr>
-                <w:sz w:val="16"/>
-                <w:szCs w:val="16"/>
-              </w:rPr>
-              <w:t>д</w:t>
-            </w:r>
-            <w:r>
-              <w:rPr>
-                <w:sz w:val="16"/>
-                <w:szCs w:val="16"/>
-              </w:rPr>
-              <w:t>ата_акта</w:t>
-            </w:r>
-            <w:r>
-              <w:t>]</w:t>
-            </w:r>
-          </w:p>
-        </w:tc>
-      </w:tr>
-      <w:tr>
-        <w:trPr>
-          <w:jc w:val="center"/>
-        </w:trPr>
-        <w:tc>
-          <w:tcPr>
-            <w:tcW w:w="3828" w:type="dxa"/>
-            <w:tcBorders>
-              <w:top w:val="single" w:sz="4" w:space="0" w:color="auto"/>
-            </w:tcBorders>
-          </w:tcPr>
-          <w:p>
-            <w:pPr>
-              <w:ind w:firstLine="0"/>
-              <w:jc w:val="center"/>
-              <w:rPr>
-                <w:vertAlign w:val="superscript"/>
-              </w:rPr>
-            </w:pPr>
-            <w:r>
-              <w:rPr>
-                <w:vertAlign w:val="superscript"/>
-              </w:rPr>
-              <w:t>(должность</w:t>
-            </w:r>
-            <w:r>
-              <w:rPr>
-                <w:vertAlign w:val="superscript"/>
-              </w:rPr>
-              <w:t xml:space="preserve"> служащего</w:t>
-            </w:r>
-            <w:r>
-              <w:rPr>
-                <w:vertAlign w:val="superscript"/>
-              </w:rPr>
-              <w:t>)</w:t>
-            </w:r>
-          </w:p>
-        </w:tc>
-        <w:tc>
-          <w:tcPr>
-            <w:tcW w:w="141" w:type="dxa"/>
-          </w:tcPr>
-          <w:p>
-            <w:pPr>
-              <w:ind w:firstLine="0"/>
-              <w:jc w:val="center"/>
-              <w:rPr>
-                <w:vertAlign w:val="superscript"/>
-              </w:rPr>
-            </w:pPr>
-          </w:p>
-        </w:tc>
-        <w:tc>
-          <w:tcPr>
-            <w:tcW w:w="1696" w:type="dxa"/>
-            <w:tcBorders>
-              <w:top w:val="single" w:sz="4" w:space="0" w:color="auto"/>
-            </w:tcBorders>
-          </w:tcPr>
-          <w:p>
-            <w:pPr>
-              <w:ind w:firstLine="0"/>
-              <w:jc w:val="center"/>
-              <w:rPr>
-                <w:vertAlign w:val="superscript"/>
-              </w:rPr>
-            </w:pPr>
-            <w:r>
-              <w:rPr>
-                <w:vertAlign w:val="superscript"/>
-              </w:rPr>
-              <w:t>(подпись)</w:t>
-            </w:r>
-          </w:p>
-        </w:tc>
-        <w:tc>
-          <w:tcPr>
-            <w:tcW w:w="263" w:type="dxa"/>
-          </w:tcPr>
-          <w:p>
-            <w:pPr>
-              <w:ind w:firstLine="0"/>
-              <w:jc w:val="center"/>
-              <w:rPr>
-                <w:vertAlign w:val="superscript"/>
-              </w:rPr>
-            </w:pPr>
-          </w:p>
-        </w:tc>
-        <w:tc>
-          <w:tcPr>
-            <w:tcW w:w="2055" w:type="dxa"/>
-            <w:tcBorders>
-              <w:top w:val="single" w:sz="4" w:space="0" w:color="auto"/>
-            </w:tcBorders>
-          </w:tcPr>
-          <w:p>
-            <w:pPr>
-              <w:ind w:firstLine="0"/>
-              <w:jc w:val="center"/>
-              <w:rPr>
-                <w:vertAlign w:val="superscript"/>
-              </w:rPr>
-            </w:pPr>
-            <w:r>
-              <w:rPr>
-                <w:sz w:val="16"/>
-                <w:szCs w:val="16"/>
-              </w:rPr>
-              <w:t>(инициалы,</w:t>
-            </w:r>
-            <w:r>
-              <w:rPr>
-                <w:sz w:val="16"/>
-                <w:szCs w:val="16"/>
-              </w:rPr>
-              <w:t xml:space="preserve"> </w:t>
-            </w:r>
-            <w:r>
-              <w:rPr>
-                <w:sz w:val="16"/>
-                <w:szCs w:val="16"/>
-              </w:rPr>
-              <w:t>ф</w:t>
-            </w:r>
-            <w:r>
-              <w:rPr>
-                <w:sz w:val="16"/>
-                <w:szCs w:val="16"/>
-              </w:rPr>
-              <w:t>амилия</w:t>
-            </w:r>
-            <w:r>
-              <w:rPr>
-                <w:sz w:val="16"/>
-                <w:szCs w:val="16"/>
-              </w:rPr>
-              <w:t>)</w:t>
-            </w:r>
-          </w:p>
-        </w:tc>
-        <w:tc>
-          <w:tcPr>
-            <w:tcW w:w="263" w:type="dxa"/>
-          </w:tcPr>
-          <w:p>
-            <w:pPr>
-              <w:ind w:firstLine="0"/>
-              <w:jc w:val="center"/>
-              <w:rPr>
-                <w:vertAlign w:val="superscript"/>
-              </w:rPr>
-            </w:pPr>
-          </w:p>
-        </w:tc>
-        <w:tc>
-          <w:tcPr>
-            <w:tcW w:w="1393" w:type="dxa"/>
-            <w:tcBorders>
-              <w:top w:val="single" w:sz="4" w:space="0" w:color="auto"/>
-            </w:tcBorders>
-          </w:tcPr>
-          <w:p>
-            <w:pPr>
-              <w:ind w:firstLine="0"/>
-              <w:jc w:val="center"/>
-              <w:rPr>
-                <w:vertAlign w:val="superscript"/>
-              </w:rPr>
-            </w:pPr>
-            <w:r>
-              <w:rPr>
-                <w:vertAlign w:val="superscript"/>
-              </w:rPr>
-              <w:t>(</w:t>
-            </w:r>
-            <w:r>
-              <w:rPr>
-                <w:vertAlign w:val="superscript"/>
-              </w:rPr>
-              <w:t>дата</w:t>
-            </w:r>
-            <w:r>
-              <w:rPr>
-                <w:vertAlign w:val="superscript"/>
-              </w:rPr>
-              <w:t>)</w:t>
-            </w:r>
-          </w:p>
-        </w:tc>
-      </w:tr>
-      <w:tr>
-        <w:trPr>
-          <w:jc w:val="center"/>
-        </w:trPr>
-        <w:tc>
-          <w:tcPr>
-            <w:tcW w:w="3828" w:type="dxa"/>
-            <w:tcBorders>
-              <w:bottom w:val="single" w:sz="4" w:space="0" w:color="auto"/>
-            </w:tcBorders>
-          </w:tcPr>
-          <w:p>
-            <w:pPr>
-              <w:ind w:firstLine="0"/>
-              <w:jc w:val="center"/>
-            </w:pPr>
-            <w:r>
-              <w:t>[</w:t>
-            </w:r>
-            <w:r>
-              <w:rPr>
-                <w:sz w:val="16"/>
-                <w:szCs w:val="16"/>
-              </w:rPr>
-              <w:t>должность_члена_комиссии</w:t>
-            </w:r>
-            <w:r>
-              <w:t>]</w:t>
-            </w:r>
-          </w:p>
-        </w:tc>
-        <w:tc>
-          <w:tcPr>
-            <w:tcW w:w="141" w:type="dxa"/>
-          </w:tcPr>
-          <w:p>
-            <w:pPr>
-              <w:ind w:firstLine="0"/>
-              <w:jc w:val="center"/>
-            </w:pPr>
-          </w:p>
-        </w:tc>
-        <w:tc>
-          <w:tcPr>
-            <w:tcW w:w="1696" w:type="dxa"/>
-            <w:tcBorders>
-              <w:bottom w:val="single" w:sz="4" w:space="0" w:color="auto"/>
-            </w:tcBorders>
-          </w:tcPr>
-          <w:p>
-            <w:pPr>
-              <w:ind w:firstLine="0"/>
-              <w:jc w:val="center"/>
-            </w:pPr>
-          </w:p>
-        </w:tc>
-        <w:tc>
-          <w:tcPr>
-            <w:tcW w:w="263" w:type="dxa"/>
-          </w:tcPr>
-          <w:p>
-            <w:pPr>
-              <w:ind w:firstLine="0"/>
-              <w:jc w:val="center"/>
-            </w:pPr>
-          </w:p>
-        </w:tc>
-        <w:tc>
-          <w:tcPr>
-            <w:tcW w:w="2055" w:type="dxa"/>
-            <w:tcBorders>
-              <w:bottom w:val="single" w:sz="4" w:space="0" w:color="auto"/>
-            </w:tcBorders>
-          </w:tcPr>
-          <w:p>
-            <w:pPr>
-              <w:ind w:firstLine="0"/>
-              <w:jc w:val="center"/>
-            </w:pPr>
-            <w:r>
-              <w:t>[</w:t>
-            </w:r>
-            <w:r>
-              <w:rPr>
-                <w:sz w:val="16"/>
-                <w:szCs w:val="16"/>
-              </w:rPr>
-              <w:t>инициалы_фамилия_члена</w:t>
-            </w:r>
-            <w:r>
-              <w:rPr>
-                <w:sz w:val="16"/>
-                <w:szCs w:val="16"/>
-              </w:rPr>
-              <w:t>_</w:t>
-            </w:r>
-            <w:r>
-              <w:rPr>
-                <w:sz w:val="16"/>
-                <w:szCs w:val="16"/>
-              </w:rPr>
-              <w:t>комиссии</w:t>
-            </w:r>
-            <w:r>
-              <w:t>]</w:t>
-            </w:r>
-          </w:p>
-        </w:tc>
-        <w:tc>
-          <w:tcPr>
-            <w:tcW w:w="263" w:type="dxa"/>
-          </w:tcPr>
-          <w:p>
-            <w:pPr>
-              <w:ind w:firstLine="0"/>
-              <w:jc w:val="center"/>
-            </w:pPr>
-          </w:p>
-        </w:tc>
-        <w:tc>
-          <w:tcPr>
-            <w:tcW w:w="1393" w:type="dxa"/>
-            <w:tcBorders>
-              <w:bottom w:val="single" w:sz="4" w:space="0" w:color="auto"/>
-            </w:tcBorders>
-          </w:tcPr>
-          <w:p>
-            <w:pPr>
-              <w:ind w:firstLine="0"/>
-              <w:jc w:val="center"/>
-            </w:pPr>
-            <w:r>
-              <w:t>[</w:t>
-            </w:r>
-            <w:r>
-              <w:rPr>
-                <w:sz w:val="16"/>
-                <w:szCs w:val="16"/>
-              </w:rPr>
-              <w:t>д</w:t>
-            </w:r>
-            <w:r>
-              <w:rPr>
-                <w:sz w:val="16"/>
-                <w:szCs w:val="16"/>
-              </w:rPr>
-              <w:t>ата_акта</w:t>
-            </w:r>
-            <w:r>
-              <w:t>]</w:t>
-            </w:r>
-          </w:p>
-        </w:tc>
-      </w:tr>
-      <w:tr>
-        <w:trPr>
-          <w:jc w:val="center"/>
-        </w:trPr>
-        <w:tc>
-          <w:tcPr>
-            <w:tcW w:w="3828" w:type="dxa"/>
-            <w:tcBorders>
-              <w:top w:val="single" w:sz="4" w:space="0" w:color="auto"/>
-            </w:tcBorders>
-          </w:tcPr>
-          <w:p>
-            <w:pPr>
-              <w:ind w:firstLine="0"/>
-              <w:jc w:val="center"/>
-              <w:rPr>
-                <w:vertAlign w:val="superscript"/>
-              </w:rPr>
-            </w:pPr>
-            <w:r>
-              <w:rPr>
-                <w:vertAlign w:val="superscript"/>
-              </w:rPr>
-              <w:t>(должность</w:t>
-            </w:r>
-            <w:r>
-              <w:rPr>
-                <w:vertAlign w:val="superscript"/>
-              </w:rPr>
-              <w:t xml:space="preserve"> служащего</w:t>
-            </w:r>
-            <w:r>
-              <w:rPr>
-                <w:vertAlign w:val="superscript"/>
-              </w:rPr>
-              <w:t>)</w:t>
-            </w:r>
-          </w:p>
-        </w:tc>
-        <w:tc>
-          <w:tcPr>
-            <w:tcW w:w="141" w:type="dxa"/>
-          </w:tcPr>
-          <w:p>
-            <w:pPr>
-              <w:ind w:firstLine="0"/>
-              <w:jc w:val="center"/>
-              <w:rPr>
-                <w:vertAlign w:val="superscript"/>
-              </w:rPr>
-            </w:pPr>
-          </w:p>
-        </w:tc>
-        <w:tc>
-          <w:tcPr>
-            <w:tcW w:w="1696" w:type="dxa"/>
-            <w:tcBorders>
-              <w:top w:val="single" w:sz="4" w:space="0" w:color="auto"/>
-            </w:tcBorders>
-          </w:tcPr>
-          <w:p>
-            <w:pPr>
-              <w:ind w:firstLine="0"/>
-              <w:jc w:val="center"/>
-              <w:rPr>
-                <w:vertAlign w:val="superscript"/>
-              </w:rPr>
-            </w:pPr>
-            <w:r>
-              <w:rPr>
-                <w:vertAlign w:val="superscript"/>
-              </w:rPr>
-              <w:t>(подпись)</w:t>
-            </w:r>
-          </w:p>
-        </w:tc>
-        <w:tc>
-          <w:tcPr>
-            <w:tcW w:w="263" w:type="dxa"/>
-          </w:tcPr>
-          <w:p>
-            <w:pPr>
-              <w:ind w:firstLine="0"/>
-              <w:jc w:val="center"/>
-              <w:rPr>
-                <w:vertAlign w:val="superscript"/>
-              </w:rPr>
-            </w:pPr>
-          </w:p>
-        </w:tc>
-        <w:tc>
-          <w:tcPr>
-            <w:tcW w:w="2055" w:type="dxa"/>
-            <w:tcBorders>
-              <w:top w:val="single" w:sz="4" w:space="0" w:color="auto"/>
-            </w:tcBorders>
-          </w:tcPr>
-          <w:p>
-            <w:pPr>
-              <w:ind w:firstLine="0"/>
-              <w:jc w:val="center"/>
-              <w:rPr>
-                <w:vertAlign w:val="superscript"/>
-              </w:rPr>
-            </w:pPr>
-            <w:r>
-              <w:rPr>
-                <w:sz w:val="16"/>
-                <w:szCs w:val="16"/>
-              </w:rPr>
-              <w:t>(инициалы,</w:t>
-            </w:r>
-            <w:r>
-              <w:rPr>
-                <w:sz w:val="16"/>
-                <w:szCs w:val="16"/>
-              </w:rPr>
-              <w:t xml:space="preserve"> </w:t>
-            </w:r>
-            <w:r>
-              <w:rPr>
-                <w:sz w:val="16"/>
-                <w:szCs w:val="16"/>
-              </w:rPr>
-              <w:t>ф</w:t>
-            </w:r>
-            <w:r>
-              <w:rPr>
-                <w:sz w:val="16"/>
-                <w:szCs w:val="16"/>
-              </w:rPr>
-              <w:t>амилия</w:t>
-            </w:r>
-            <w:r>
-              <w:rPr>
-                <w:sz w:val="16"/>
-                <w:szCs w:val="16"/>
-              </w:rPr>
-              <w:t>)</w:t>
-            </w:r>
-          </w:p>
-        </w:tc>
-        <w:tc>
-          <w:tcPr>
-            <w:tcW w:w="263" w:type="dxa"/>
-          </w:tcPr>
-          <w:p>
-            <w:pPr>
-              <w:ind w:firstLine="0"/>
-              <w:jc w:val="center"/>
-              <w:rPr>
-                <w:vertAlign w:val="superscript"/>
-              </w:rPr>
-            </w:pPr>
-          </w:p>
-        </w:tc>
-        <w:tc>
-          <w:tcPr>
-            <w:tcW w:w="1393" w:type="dxa"/>
-            <w:tcBorders>
-              <w:top w:val="single" w:sz="4" w:space="0" w:color="auto"/>
-            </w:tcBorders>
-          </w:tcPr>
-          <w:p>
-            <w:pPr>
-              <w:ind w:firstLine="0"/>
-              <w:jc w:val="center"/>
-              <w:rPr>
-                <w:vertAlign w:val="superscript"/>
-              </w:rPr>
-            </w:pPr>
-            <w:r>
-              <w:rPr>
-                <w:vertAlign w:val="superscript"/>
-              </w:rPr>
-              <w:t>(</w:t>
-            </w:r>
-            <w:r>
-              <w:rPr>
-                <w:vertAlign w:val="superscript"/>
-              </w:rPr>
-              <w:t>дата</w:t>
-            </w:r>
-            <w:r>
-              <w:rPr>
-                <w:vertAlign w:val="superscript"/>
-              </w:rPr>
-              <w:t>)</w:t>
-            </w:r>
-          </w:p>
-        </w:tc>
-      </w:tr>
-      <w:tr>
-        <w:trPr>
-          <w:jc w:val="center"/>
-        </w:trPr>
-        <w:tc>
-          <w:tcPr>
-            <w:tcW w:w="3828" w:type="dxa"/>
-            <w:tcBorders>
-              <w:bottom w:val="single" w:sz="4" w:space="0" w:color="auto"/>
-            </w:tcBorders>
-          </w:tcPr>
-          <w:p>
-            <w:pPr>
-              <w:ind w:firstLine="0"/>
-              <w:jc w:val="center"/>
-            </w:pPr>
-            <w:r>
-              <w:t>[</w:t>
-            </w:r>
-            <w:r>
-              <w:rPr>
-                <w:sz w:val="16"/>
-                <w:szCs w:val="16"/>
-              </w:rPr>
-              <w:t>должность_члена_комиссии</w:t>
-            </w:r>
-            <w:r>
-              <w:t>]</w:t>
-            </w:r>
-          </w:p>
-        </w:tc>
-        <w:tc>
-          <w:tcPr>
-            <w:tcW w:w="141" w:type="dxa"/>
-          </w:tcPr>
-          <w:p>
-            <w:pPr>
-              <w:ind w:firstLine="0"/>
-              <w:jc w:val="center"/>
-            </w:pPr>
-          </w:p>
-        </w:tc>
-        <w:tc>
-          <w:tcPr>
-            <w:tcW w:w="1696" w:type="dxa"/>
-            <w:tcBorders>
-              <w:bottom w:val="single" w:sz="4" w:space="0" w:color="auto"/>
-            </w:tcBorders>
-          </w:tcPr>
-          <w:p>
-            <w:pPr>
-              <w:ind w:firstLine="0"/>
-              <w:jc w:val="center"/>
-            </w:pPr>
-          </w:p>
-        </w:tc>
-        <w:tc>
-          <w:tcPr>
-            <w:tcW w:w="263" w:type="dxa"/>
-          </w:tcPr>
-          <w:p>
-            <w:pPr>
-              <w:ind w:firstLine="0"/>
-              <w:jc w:val="center"/>
-            </w:pPr>
-          </w:p>
-        </w:tc>
-        <w:tc>
-          <w:tcPr>
-            <w:tcW w:w="2055" w:type="dxa"/>
-            <w:tcBorders>
-              <w:bottom w:val="single" w:sz="4" w:space="0" w:color="auto"/>
-            </w:tcBorders>
-          </w:tcPr>
-          <w:p>
-            <w:pPr>
-              <w:ind w:firstLine="0"/>
-              <w:jc w:val="center"/>
-            </w:pPr>
-            <w:r>
-              <w:t>[</w:t>
-            </w:r>
-            <w:r>
-              <w:rPr>
-                <w:sz w:val="16"/>
-                <w:szCs w:val="16"/>
-              </w:rPr>
-              <w:t>инициалы_фамилия_члена</w:t>
-            </w:r>
-            <w:r>
-              <w:rPr>
-                <w:sz w:val="16"/>
-                <w:szCs w:val="16"/>
-              </w:rPr>
-              <w:t>_</w:t>
-            </w:r>
-            <w:r>
-              <w:rPr>
-                <w:sz w:val="16"/>
-                <w:szCs w:val="16"/>
-              </w:rPr>
-              <w:t>комиссии</w:t>
-            </w:r>
-            <w:r>
-              <w:t>]</w:t>
-            </w:r>
-          </w:p>
-        </w:tc>
-        <w:tc>
-          <w:tcPr>
-            <w:tcW w:w="263" w:type="dxa"/>
-          </w:tcPr>
-          <w:p>
-            <w:pPr>
-              <w:ind w:firstLine="0"/>
-              <w:jc w:val="center"/>
-            </w:pPr>
-          </w:p>
-        </w:tc>
-        <w:tc>
-          <w:tcPr>
-            <w:tcW w:w="1393" w:type="dxa"/>
-            <w:tcBorders>
-              <w:bottom w:val="single" w:sz="4" w:space="0" w:color="auto"/>
-            </w:tcBorders>
-          </w:tcPr>
-          <w:p>
-            <w:pPr>
-              <w:ind w:firstLine="0"/>
-              <w:jc w:val="center"/>
-            </w:pPr>
-            <w:r>
-              <w:t>[</w:t>
-            </w:r>
-            <w:r>
-              <w:rPr>
-                <w:sz w:val="16"/>
-                <w:szCs w:val="16"/>
-              </w:rPr>
-              <w:t>д</w:t>
-            </w:r>
-            <w:r>
-              <w:rPr>
-                <w:sz w:val="16"/>
-                <w:szCs w:val="16"/>
-              </w:rPr>
-              <w:t>ата_акта</w:t>
-            </w:r>
-            <w:r>
-              <w:t>]</w:t>
-            </w:r>
-          </w:p>
-        </w:tc>
-      </w:tr>
-      <w:tr>
-        <w:trPr>
-          <w:jc w:val="center"/>
-        </w:trPr>
-        <w:tc>
-          <w:tcPr>
-            <w:tcW w:w="3828" w:type="dxa"/>
-            <w:tcBorders>
-              <w:top w:val="single" w:sz="4" w:space="0" w:color="auto"/>
-            </w:tcBorders>
-          </w:tcPr>
-          <w:p>
-            <w:pPr>
-              <w:ind w:firstLine="0"/>
-              <w:jc w:val="center"/>
-              <w:rPr>
-                <w:vertAlign w:val="superscript"/>
-              </w:rPr>
-            </w:pPr>
-            <w:r>
-              <w:rPr>
-                <w:vertAlign w:val="superscript"/>
-              </w:rPr>
-              <w:t>(должность</w:t>
-            </w:r>
-            <w:r>
-              <w:rPr>
-                <w:vertAlign w:val="superscript"/>
-              </w:rPr>
-              <w:t xml:space="preserve"> служащего</w:t>
-            </w:r>
-            <w:r>
-              <w:rPr>
-                <w:vertAlign w:val="superscript"/>
-              </w:rPr>
-              <w:t>)</w:t>
-            </w:r>
-          </w:p>
-        </w:tc>
-        <w:tc>
-          <w:tcPr>
-            <w:tcW w:w="141" w:type="dxa"/>
-          </w:tcPr>
-          <w:p>
-            <w:pPr>
-              <w:ind w:firstLine="0"/>
-              <w:jc w:val="center"/>
-              <w:rPr>
-                <w:vertAlign w:val="superscript"/>
-              </w:rPr>
-            </w:pPr>
-          </w:p>
-        </w:tc>
-        <w:tc>
-          <w:tcPr>
-            <w:tcW w:w="1696" w:type="dxa"/>
-            <w:tcBorders>
-              <w:top w:val="single" w:sz="4" w:space="0" w:color="auto"/>
-            </w:tcBorders>
-          </w:tcPr>
-          <w:p>
-            <w:pPr>
-              <w:ind w:firstLine="0"/>
-              <w:jc w:val="center"/>
-              <w:rPr>
-                <w:vertAlign w:val="superscript"/>
-              </w:rPr>
-            </w:pPr>
-            <w:r>
-              <w:rPr>
-                <w:vertAlign w:val="superscript"/>
-              </w:rPr>
-              <w:t>(подпись)</w:t>
-            </w:r>
-          </w:p>
-        </w:tc>
-        <w:tc>
-          <w:tcPr>
-            <w:tcW w:w="263" w:type="dxa"/>
-          </w:tcPr>
-          <w:p>
-            <w:pPr>
-              <w:ind w:firstLine="0"/>
-              <w:jc w:val="center"/>
-              <w:rPr>
-                <w:vertAlign w:val="superscript"/>
-              </w:rPr>
-            </w:pPr>
-          </w:p>
-        </w:tc>
-        <w:tc>
-          <w:tcPr>
-            <w:tcW w:w="2055" w:type="dxa"/>
-            <w:tcBorders>
-              <w:top w:val="single" w:sz="4" w:space="0" w:color="auto"/>
-            </w:tcBorders>
-          </w:tcPr>
-          <w:p>
-            <w:pPr>
-              <w:ind w:firstLine="0"/>
-              <w:jc w:val="center"/>
-              <w:rPr>
-                <w:vertAlign w:val="superscript"/>
-              </w:rPr>
-            </w:pPr>
-            <w:r>
-              <w:rPr>
-                <w:sz w:val="16"/>
-                <w:szCs w:val="16"/>
-              </w:rPr>
-              <w:t>(инициалы,</w:t>
-            </w:r>
-            <w:r>
-              <w:rPr>
-                <w:sz w:val="16"/>
-                <w:szCs w:val="16"/>
-              </w:rPr>
-              <w:t xml:space="preserve"> </w:t>
-            </w:r>
-            <w:r>
-              <w:rPr>
-                <w:sz w:val="16"/>
-                <w:szCs w:val="16"/>
-              </w:rPr>
-              <w:t>ф</w:t>
-            </w:r>
-            <w:r>
-              <w:rPr>
-                <w:sz w:val="16"/>
-                <w:szCs w:val="16"/>
-              </w:rPr>
-              <w:t>амилия</w:t>
-            </w:r>
-            <w:r>
-              <w:rPr>
-                <w:sz w:val="16"/>
-                <w:szCs w:val="16"/>
-              </w:rPr>
-              <w:t>)</w:t>
-            </w:r>
-          </w:p>
-        </w:tc>
-        <w:tc>
-          <w:tcPr>
-            <w:tcW w:w="263" w:type="dxa"/>
-          </w:tcPr>
-          <w:p>
-            <w:pPr>
-              <w:ind w:firstLine="0"/>
-              <w:jc w:val="center"/>
-              <w:rPr>
-                <w:vertAlign w:val="superscript"/>
-              </w:rPr>
-            </w:pPr>
-          </w:p>
-        </w:tc>
-        <w:tc>
-          <w:tcPr>
-            <w:tcW w:w="1393" w:type="dxa"/>
-            <w:tcBorders>
-              <w:top w:val="single" w:sz="4" w:space="0" w:color="auto"/>
-            </w:tcBorders>
-          </w:tcPr>
-          <w:p>
-            <w:pPr>
-              <w:ind w:firstLine="0"/>
-              <w:jc w:val="center"/>
-              <w:rPr>
-                <w:vertAlign w:val="superscript"/>
-              </w:rPr>
-            </w:pPr>
-            <w:r>
-              <w:rPr>
-                <w:vertAlign w:val="superscript"/>
-              </w:rPr>
-              <w:t>(</w:t>
-            </w:r>
-            <w:r>
-              <w:rPr>
-                <w:vertAlign w:val="superscript"/>
-              </w:rPr>
-              <w:t>дата</w:t>
-            </w:r>
-            <w:r>
-              <w:rPr>
-                <w:vertAlign w:val="superscript"/>
-              </w:rPr>
-              <w:t>)</w:t>
-            </w:r>
-          </w:p>
-        </w:tc>
-      </w:tr>
-      <w:tr>
-        <w:trPr>
-          <w:jc w:val="center"/>
-        </w:trPr>
-        <w:tc>
-          <w:tcPr>
-            <w:tcW w:w="3828" w:type="dxa"/>
-            <w:tcBorders>
-              <w:bottom w:val="single" w:sz="4" w:space="0" w:color="auto"/>
-            </w:tcBorders>
-          </w:tcPr>
-          <w:p>
-            <w:pPr>
-              <w:ind w:firstLine="0"/>
-              <w:jc w:val="center"/>
-            </w:pPr>
-            <w:r>
-              <w:t>[</w:t>
-            </w:r>
-            <w:r>
-              <w:rPr>
-                <w:sz w:val="16"/>
-                <w:szCs w:val="16"/>
-              </w:rPr>
-              <w:t>должность_члена_комиссии</w:t>
-            </w:r>
-            <w:r>
-              <w:t>]</w:t>
-            </w:r>
-          </w:p>
-        </w:tc>
-        <w:tc>
-          <w:tcPr>
-            <w:tcW w:w="141" w:type="dxa"/>
-          </w:tcPr>
-          <w:p>
-            <w:pPr>
-              <w:ind w:firstLine="0"/>
-              <w:jc w:val="center"/>
-            </w:pPr>
-          </w:p>
-        </w:tc>
-        <w:tc>
-          <w:tcPr>
-            <w:tcW w:w="1696" w:type="dxa"/>
-            <w:tcBorders>
-              <w:bottom w:val="single" w:sz="4" w:space="0" w:color="auto"/>
-            </w:tcBorders>
-          </w:tcPr>
-          <w:p>
-            <w:pPr>
-              <w:ind w:firstLine="0"/>
-              <w:jc w:val="center"/>
-            </w:pPr>
-          </w:p>
-        </w:tc>
-        <w:tc>
-          <w:tcPr>
-            <w:tcW w:w="263" w:type="dxa"/>
-          </w:tcPr>
-          <w:p>
-            <w:pPr>
-              <w:ind w:firstLine="0"/>
-              <w:jc w:val="center"/>
-            </w:pPr>
-          </w:p>
-        </w:tc>
-        <w:tc>
-          <w:tcPr>
-            <w:tcW w:w="2055" w:type="dxa"/>
-            <w:tcBorders>
-              <w:bottom w:val="single" w:sz="4" w:space="0" w:color="auto"/>
-            </w:tcBorders>
-          </w:tcPr>
-          <w:p>
-            <w:pPr>
-              <w:ind w:firstLine="0"/>
-              <w:jc w:val="center"/>
-            </w:pPr>
-            <w:r>
-              <w:t>[</w:t>
-            </w:r>
-            <w:r>
-              <w:rPr>
-                <w:sz w:val="16"/>
-                <w:szCs w:val="16"/>
-              </w:rPr>
-              <w:t>инициалы_фамилия_члена</w:t>
-            </w:r>
-            <w:r>
-              <w:rPr>
-                <w:sz w:val="16"/>
-                <w:szCs w:val="16"/>
-              </w:rPr>
-              <w:t>_</w:t>
-            </w:r>
-            <w:r>
-              <w:rPr>
-                <w:sz w:val="16"/>
-                <w:szCs w:val="16"/>
-              </w:rPr>
-              <w:t>комиссии</w:t>
-            </w:r>
-            <w:r>
-              <w:t>]</w:t>
-            </w:r>
-          </w:p>
-        </w:tc>
-        <w:tc>
-          <w:tcPr>
-            <w:tcW w:w="263" w:type="dxa"/>
-          </w:tcPr>
-          <w:p>
-            <w:pPr>
-              <w:ind w:firstLine="0"/>
-              <w:jc w:val="center"/>
-            </w:pPr>
-          </w:p>
-        </w:tc>
-        <w:tc>
-          <w:tcPr>
-            <w:tcW w:w="1393" w:type="dxa"/>
-            <w:tcBorders>
-              <w:bottom w:val="single" w:sz="4" w:space="0" w:color="auto"/>
-            </w:tcBorders>
-          </w:tcPr>
-          <w:p>
-            <w:pPr>
-              <w:ind w:firstLine="0"/>
-              <w:jc w:val="center"/>
-            </w:pPr>
-            <w:r>
-              <w:t>[</w:t>
-            </w:r>
-            <w:r>
-              <w:rPr>
-                <w:sz w:val="16"/>
-                <w:szCs w:val="16"/>
-              </w:rPr>
-              <w:t>д</w:t>
-            </w:r>
-            <w:r>
-              <w:rPr>
-                <w:sz w:val="16"/>
-                <w:szCs w:val="16"/>
-              </w:rPr>
-              <w:t>ата_акта</w:t>
-            </w:r>
-            <w:r>
-              <w:t>]</w:t>
-            </w:r>
-          </w:p>
-        </w:tc>
-      </w:tr>
-      <w:tr>
-        <w:trPr>
-          <w:jc w:val="center"/>
-        </w:trPr>
-        <w:tc>
-          <w:tcPr>
-            <w:tcW w:w="3828" w:type="dxa"/>
-            <w:tcBorders>
-              <w:top w:val="single" w:sz="4" w:space="0" w:color="auto"/>
-            </w:tcBorders>
-          </w:tcPr>
-          <w:p>
-            <w:pPr>
-              <w:ind w:firstLine="0"/>
-              <w:jc w:val="center"/>
-              <w:rPr>
-                <w:vertAlign w:val="superscript"/>
-              </w:rPr>
-            </w:pPr>
-            <w:r>
-              <w:rPr>
-                <w:vertAlign w:val="superscript"/>
-              </w:rPr>
-              <w:t>(должность</w:t>
-            </w:r>
-            <w:r>
-              <w:rPr>
-                <w:vertAlign w:val="superscript"/>
-              </w:rPr>
-              <w:t xml:space="preserve"> служащего</w:t>
-            </w:r>
-            <w:r>
-              <w:rPr>
-                <w:vertAlign w:val="superscript"/>
-              </w:rPr>
-              <w:t>)</w:t>
-            </w:r>
-          </w:p>
-        </w:tc>
-        <w:tc>
-          <w:tcPr>
-            <w:tcW w:w="141" w:type="dxa"/>
-          </w:tcPr>
-          <w:p>
-            <w:pPr>
-              <w:ind w:firstLine="0"/>
-              <w:jc w:val="center"/>
-              <w:rPr>
-                <w:vertAlign w:val="superscript"/>
-              </w:rPr>
-            </w:pPr>
-          </w:p>
-        </w:tc>
-        <w:tc>
-          <w:tcPr>
-            <w:tcW w:w="1696" w:type="dxa"/>
-            <w:tcBorders>
-              <w:top w:val="single" w:sz="4" w:space="0" w:color="auto"/>
-            </w:tcBorders>
-          </w:tcPr>
-          <w:p>
-            <w:pPr>
-              <w:ind w:firstLine="0"/>
-              <w:jc w:val="center"/>
-              <w:rPr>
-                <w:vertAlign w:val="superscript"/>
-              </w:rPr>
-            </w:pPr>
-            <w:r>
-              <w:rPr>
-                <w:vertAlign w:val="superscript"/>
-              </w:rPr>
-              <w:t>(подпись)</w:t>
-            </w:r>
-          </w:p>
-        </w:tc>
-        <w:tc>
-          <w:tcPr>
-            <w:tcW w:w="263" w:type="dxa"/>
-          </w:tcPr>
-          <w:p>
-            <w:pPr>
-              <w:ind w:firstLine="0"/>
-              <w:jc w:val="center"/>
-              <w:rPr>
-                <w:vertAlign w:val="superscript"/>
-              </w:rPr>
-            </w:pPr>
-          </w:p>
-        </w:tc>
-        <w:tc>
-          <w:tcPr>
-            <w:tcW w:w="2055" w:type="dxa"/>
-            <w:tcBorders>
-              <w:top w:val="single" w:sz="4" w:space="0" w:color="auto"/>
-            </w:tcBorders>
-          </w:tcPr>
-          <w:p>
-            <w:pPr>
-              <w:ind w:firstLine="0"/>
-              <w:jc w:val="center"/>
-              <w:rPr>
-                <w:vertAlign w:val="superscript"/>
-              </w:rPr>
-            </w:pPr>
-            <w:r>
-              <w:rPr>
-                <w:sz w:val="16"/>
-                <w:szCs w:val="16"/>
-              </w:rPr>
-              <w:t>(инициалы,</w:t>
-            </w:r>
-            <w:r>
-              <w:rPr>
-                <w:sz w:val="16"/>
-                <w:szCs w:val="16"/>
-              </w:rPr>
-              <w:t xml:space="preserve"> </w:t>
-            </w:r>
-            <w:r>
-              <w:rPr>
-                <w:sz w:val="16"/>
-                <w:szCs w:val="16"/>
-              </w:rPr>
-              <w:t>ф</w:t>
-            </w:r>
-            <w:r>
-              <w:rPr>
-                <w:sz w:val="16"/>
-                <w:szCs w:val="16"/>
-              </w:rPr>
-              <w:t>амилия</w:t>
-            </w:r>
-            <w:r>
-              <w:rPr>
-                <w:sz w:val="16"/>
-                <w:szCs w:val="16"/>
-              </w:rPr>
-              <w:t>)</w:t>
-            </w:r>
-          </w:p>
-        </w:tc>
-        <w:tc>
-          <w:tcPr>
-            <w:tcW w:w="263" w:type="dxa"/>
-          </w:tcPr>
-          <w:p>
-            <w:pPr>
-              <w:ind w:firstLine="0"/>
-              <w:jc w:val="center"/>
-              <w:rPr>
-                <w:vertAlign w:val="superscript"/>
-              </w:rPr>
-            </w:pPr>
-          </w:p>
-        </w:tc>
-        <w:tc>
-          <w:tcPr>
-            <w:tcW w:w="1393" w:type="dxa"/>
-            <w:tcBorders>
-              <w:top w:val="single" w:sz="4" w:space="0" w:color="auto"/>
-            </w:tcBorders>
-          </w:tcPr>
-          <w:p>
-            <w:pPr>
-              <w:ind w:firstLine="0"/>
-              <w:jc w:val="center"/>
-              <w:rPr>
-                <w:vertAlign w:val="superscript"/>
-              </w:rPr>
-            </w:pPr>
-            <w:r>
-              <w:rPr>
-                <w:vertAlign w:val="superscript"/>
-              </w:rPr>
-              <w:t>(</w:t>
-            </w:r>
-            <w:r>
-              <w:rPr>
-                <w:vertAlign w:val="superscript"/>
-              </w:rPr>
-              <w:t>дата</w:t>
-            </w:r>
-            <w:r>
-              <w:rPr>
-                <w:vertAlign w:val="superscript"/>
-              </w:rPr>
-              <w:t>)</w:t>
-            </w:r>
-          </w:p>
-        </w:tc>
-      </w:tr>
-      <w:tr>
-        <w:trPr>
-          <w:jc w:val="center"/>
-        </w:trPr>
-        <w:tc>
-          <w:tcPr>
-            <w:tcW w:w="3828" w:type="dxa"/>
-            <w:tcBorders>
-              <w:bottom w:val="single" w:sz="4" w:space="0" w:color="auto"/>
-            </w:tcBorders>
-          </w:tcPr>
-          <w:p>
-            <w:pPr>
-              <w:ind w:firstLine="0"/>
-              <w:jc w:val="center"/>
-            </w:pPr>
-            <w:r>
-              <w:t>[</w:t>
-            </w:r>
-            <w:r>
-              <w:rPr>
-                <w:sz w:val="16"/>
-                <w:szCs w:val="16"/>
-              </w:rPr>
-              <w:t>должность_члена_комиссии</w:t>
-            </w:r>
-            <w:r>
-              <w:t>]</w:t>
-            </w:r>
-          </w:p>
-        </w:tc>
-        <w:tc>
-          <w:tcPr>
-            <w:tcW w:w="141" w:type="dxa"/>
-          </w:tcPr>
-          <w:p>
-            <w:pPr>
-              <w:ind w:firstLine="0"/>
-              <w:jc w:val="center"/>
-            </w:pPr>
-          </w:p>
-        </w:tc>
-        <w:tc>
-          <w:tcPr>
-            <w:tcW w:w="1696" w:type="dxa"/>
-            <w:tcBorders>
-              <w:bottom w:val="single" w:sz="4" w:space="0" w:color="auto"/>
-            </w:tcBorders>
-          </w:tcPr>
-          <w:p>
-            <w:pPr>
-              <w:ind w:firstLine="0"/>
-              <w:jc w:val="center"/>
-            </w:pPr>
-          </w:p>
-        </w:tc>
-        <w:tc>
-          <w:tcPr>
-            <w:tcW w:w="263" w:type="dxa"/>
-          </w:tcPr>
-          <w:p>
-            <w:pPr>
-              <w:ind w:firstLine="0"/>
-              <w:jc w:val="center"/>
-            </w:pPr>
-          </w:p>
-        </w:tc>
-        <w:tc>
-          <w:tcPr>
-            <w:tcW w:w="2055" w:type="dxa"/>
-            <w:tcBorders>
-              <w:bottom w:val="single" w:sz="4" w:space="0" w:color="auto"/>
-            </w:tcBorders>
-          </w:tcPr>
-          <w:p>
-            <w:pPr>
-              <w:ind w:firstLine="0"/>
-              <w:jc w:val="center"/>
-            </w:pPr>
-            <w:r>
-              <w:t>[</w:t>
-            </w:r>
-            <w:r>
-              <w:rPr>
-                <w:sz w:val="16"/>
-                <w:szCs w:val="16"/>
-              </w:rPr>
-              <w:t>инициалы_фамилия_члена</w:t>
-            </w:r>
-            <w:r>
-              <w:rPr>
-                <w:sz w:val="16"/>
-                <w:szCs w:val="16"/>
-              </w:rPr>
-              <w:t>_</w:t>
-            </w:r>
-            <w:r>
-              <w:rPr>
-                <w:sz w:val="16"/>
-                <w:szCs w:val="16"/>
-              </w:rPr>
-              <w:t>комиссии</w:t>
-            </w:r>
-            <w:r>
-              <w:t>]</w:t>
-            </w:r>
-          </w:p>
-        </w:tc>
-        <w:tc>
-          <w:tcPr>
-            <w:tcW w:w="263" w:type="dxa"/>
-          </w:tcPr>
-          <w:p>
-            <w:pPr>
-              <w:ind w:firstLine="0"/>
-              <w:jc w:val="center"/>
-            </w:pPr>
-          </w:p>
-        </w:tc>
-        <w:tc>
-          <w:tcPr>
-            <w:tcW w:w="1393" w:type="dxa"/>
-            <w:tcBorders>
-              <w:bottom w:val="single" w:sz="4" w:space="0" w:color="auto"/>
-            </w:tcBorders>
-          </w:tcPr>
-          <w:p>
-            <w:pPr>
-              <w:ind w:firstLine="0"/>
-              <w:jc w:val="center"/>
-            </w:pPr>
-            <w:r>
-              <w:t>[</w:t>
-            </w:r>
-            <w:r>
-              <w:rPr>
-                <w:sz w:val="16"/>
-                <w:szCs w:val="16"/>
-              </w:rPr>
-              <w:t>д</w:t>
-            </w:r>
-            <w:r>
-              <w:rPr>
-                <w:sz w:val="16"/>
-                <w:szCs w:val="16"/>
-              </w:rPr>
-              <w:t>ата_акта</w:t>
-            </w:r>
-            <w:r>
-              <w:t>]</w:t>
-            </w:r>
-          </w:p>
-        </w:tc>
-      </w:tr>
-      <w:tr>
-        <w:trPr>
-          <w:jc w:val="center"/>
-        </w:trPr>
-        <w:tc>
-          <w:tcPr>
-            <w:tcW w:w="3828" w:type="dxa"/>
-            <w:tcBorders>
-              <w:top w:val="single" w:sz="4" w:space="0" w:color="auto"/>
-            </w:tcBorders>
-          </w:tcPr>
-          <w:p>
-            <w:pPr>
-              <w:ind w:firstLine="0"/>
-              <w:jc w:val="center"/>
-              <w:rPr>
-                <w:vertAlign w:val="superscript"/>
-              </w:rPr>
-            </w:pPr>
-            <w:r>
-              <w:rPr>
-                <w:vertAlign w:val="superscript"/>
-              </w:rPr>
-              <w:t>(должность</w:t>
-            </w:r>
-            <w:r>
-              <w:rPr>
-                <w:vertAlign w:val="superscript"/>
-              </w:rPr>
-              <w:t xml:space="preserve"> служащего</w:t>
-            </w:r>
-            <w:r>
-              <w:rPr>
-                <w:vertAlign w:val="superscript"/>
-              </w:rPr>
-              <w:t>)</w:t>
-            </w:r>
-          </w:p>
-        </w:tc>
-        <w:tc>
-          <w:tcPr>
-            <w:tcW w:w="141" w:type="dxa"/>
-          </w:tcPr>
-          <w:p>
-            <w:pPr>
-              <w:ind w:firstLine="0"/>
-              <w:jc w:val="center"/>
-              <w:rPr>
-                <w:vertAlign w:val="superscript"/>
-              </w:rPr>
-            </w:pPr>
-          </w:p>
-        </w:tc>
-        <w:tc>
-          <w:tcPr>
-            <w:tcW w:w="1696" w:type="dxa"/>
-            <w:tcBorders>
-              <w:top w:val="single" w:sz="4" w:space="0" w:color="auto"/>
-            </w:tcBorders>
-          </w:tcPr>
-          <w:p>
-            <w:pPr>
-              <w:ind w:firstLine="0"/>
-              <w:jc w:val="center"/>
-              <w:rPr>
-                <w:vertAlign w:val="superscript"/>
-              </w:rPr>
-            </w:pPr>
-            <w:r>
-              <w:rPr>
-                <w:vertAlign w:val="superscript"/>
-              </w:rPr>
-              <w:t>(подпись)</w:t>
-            </w:r>
-          </w:p>
-        </w:tc>
-        <w:tc>
-          <w:tcPr>
-            <w:tcW w:w="263" w:type="dxa"/>
-          </w:tcPr>
-          <w:p>
-            <w:pPr>
-              <w:ind w:firstLine="0"/>
-              <w:jc w:val="center"/>
-              <w:rPr>
-                <w:vertAlign w:val="superscript"/>
-              </w:rPr>
-            </w:pPr>
-          </w:p>
-        </w:tc>
-        <w:tc>
-          <w:tcPr>
-            <w:tcW w:w="2055" w:type="dxa"/>
-            <w:tcBorders>
-              <w:top w:val="single" w:sz="4" w:space="0" w:color="auto"/>
-            </w:tcBorders>
-          </w:tcPr>
-          <w:p>
-            <w:pPr>
-              <w:ind w:firstLine="0"/>
-              <w:jc w:val="center"/>
-              <w:rPr>
-                <w:vertAlign w:val="superscript"/>
-              </w:rPr>
-            </w:pPr>
-            <w:r>
-              <w:rPr>
-                <w:sz w:val="16"/>
-                <w:szCs w:val="16"/>
-              </w:rPr>
-              <w:t>(инициалы,</w:t>
-            </w:r>
-            <w:r>
-              <w:rPr>
-                <w:sz w:val="16"/>
-                <w:szCs w:val="16"/>
-              </w:rPr>
-              <w:t xml:space="preserve"> </w:t>
-            </w:r>
-            <w:r>
-              <w:rPr>
-                <w:sz w:val="16"/>
-                <w:szCs w:val="16"/>
-              </w:rPr>
-              <w:t>ф</w:t>
-            </w:r>
-            <w:r>
-              <w:rPr>
-                <w:sz w:val="16"/>
-                <w:szCs w:val="16"/>
-              </w:rPr>
-              <w:t>амилия</w:t>
-            </w:r>
-            <w:r>
-              <w:rPr>
-                <w:sz w:val="16"/>
-                <w:szCs w:val="16"/>
-              </w:rPr>
-              <w:t>)</w:t>
-            </w:r>
-          </w:p>
-        </w:tc>
-        <w:tc>
-          <w:tcPr>
-            <w:tcW w:w="263" w:type="dxa"/>
-          </w:tcPr>
-          <w:p>
-            <w:pPr>
-              <w:ind w:firstLine="0"/>
-              <w:jc w:val="center"/>
-              <w:rPr>
-                <w:vertAlign w:val="superscript"/>
-              </w:rPr>
-            </w:pPr>
-          </w:p>
-        </w:tc>
-        <w:tc>
-          <w:tcPr>
-            <w:tcW w:w="1393" w:type="dxa"/>
+            <w:tcW w:w="219" w:type="dxa"/>
+          </w:tcPr>
+          <w:p>
+            <w:pPr>
+              <w:ind w:firstLine="0"/>
+              <w:jc w:val="center"/>
+              <w:rPr>
+                <w:vertAlign w:val="superscript"/>
+              </w:rPr>
+            </w:pPr>
+          </w:p>
+        </w:tc>
+        <w:tc>
+          <w:tcPr>
+            <w:tcW w:w="1296" w:type="dxa"/>
             <w:tcBorders>
               <w:top w:val="single" w:sz="4" w:space="0" w:color="auto"/>
             </w:tcBorders>

--- a/templates/docx/inventory_act/title_page_template.docx
+++ b/templates/docx/inventory_act/title_page_template.docx
@@ -594,17 +594,22 @@
       </w:r>
       <w:r>
         <w:rPr>
+          <w:u w:val="single"/>
           <w:lang w:val="ru-RU"/>
         </w:rPr>
         <w:t>[</w:t>
       </w:r>
       <w:proofErr w:type="spellStart"/>
       <w:r>
+        <w:rPr>
+          <w:u w:val="single"/>
+        </w:rPr>
         <w:t>название_организации</w:t>
       </w:r>
       <w:proofErr w:type="spellEnd"/>
       <w:r>
         <w:rPr>
+          <w:u w:val="single"/>
           <w:lang w:val="ru-RU"/>
         </w:rPr>
         <w:t>]</w:t>
@@ -646,17 +651,22 @@
       </w:r>
       <w:r>
         <w:rPr>
+          <w:u w:val="single"/>
           <w:lang w:val="ru-RU"/>
         </w:rPr>
         <w:t>[</w:t>
       </w:r>
       <w:proofErr w:type="spellStart"/>
       <w:r>
+        <w:rPr>
+          <w:u w:val="single"/>
+        </w:rPr>
         <w:t>дата_начала</w:t>
       </w:r>
       <w:proofErr w:type="spellEnd"/>
       <w:r>
         <w:rPr>
+          <w:u w:val="single"/>
           <w:lang w:val="ru-RU"/>
         </w:rPr>
         <w:t>]</w:t>
@@ -666,17 +676,22 @@
       </w:r>
       <w:r>
         <w:rPr>
+          <w:u w:val="single"/>
           <w:lang w:val="ru-RU"/>
         </w:rPr>
         <w:t>[</w:t>
       </w:r>
       <w:proofErr w:type="spellStart"/>
       <w:r>
+        <w:rPr>
+          <w:u w:val="single"/>
+        </w:rPr>
         <w:t>дата_акта</w:t>
       </w:r>
       <w:proofErr w:type="spellEnd"/>
       <w:r>
         <w:rPr>
+          <w:u w:val="single"/>
           <w:lang w:val="ru-RU"/>
         </w:rPr>
         <w:t>]</w:t>
@@ -695,17 +710,22 @@
       </w:r>
       <w:r>
         <w:rPr>
+          <w:u w:val="single"/>
           <w:lang w:val="ru-RU"/>
         </w:rPr>
         <w:t>[</w:t>
       </w:r>
       <w:proofErr w:type="spellStart"/>
       <w:r>
+        <w:rPr>
+          <w:u w:val="single"/>
+        </w:rPr>
         <w:t>название_организации</w:t>
       </w:r>
       <w:proofErr w:type="spellEnd"/>
       <w:r>
         <w:rPr>
+          <w:u w:val="single"/>
           <w:lang w:val="ru-RU"/>
         </w:rPr>
         <w:t>]</w:t>
